--- a/reports/RKN_internal_documents/04_Перечень_мест_хранения_ПД.docx
+++ b/reports/RKN_internal_documents/04_Перечень_мест_хранения_ПД.docx
@@ -403,7 +403,7 @@
               <w:rPr>
                 <w:lang w:val="ru-RU" w:eastAsia="ru-RU" w:bidi="ru-RU"/>
               </w:rPr>
-              <w:t>по адресу регистрации: [адрес регистрации — заполнить вручную перед подписанием]</w:t>
+              <w:t>по адресу регистрации: 433502, Ульяновская область, г. Димитровград, ул. 50 лет Октября, д. 82, кв. 7</w:t>
             </w:r>
           </w:p>
         </w:tc>
@@ -475,7 +475,7 @@
               <w:rPr>
                 <w:lang w:val="ru-RU" w:eastAsia="ru-RU" w:bidi="ru-RU"/>
               </w:rPr>
-              <w:t>по адресу регистрации: [адрес регистрации — заполнить вручную перед подписанием]</w:t>
+              <w:t>по адресу регистрации: 433502, Ульяновская область, г. Димитровград, ул. 50 лет Октября, д. 82, кв. 7</w:t>
             </w:r>
           </w:p>
         </w:tc>
